--- a/testdata/winner_lifecycle_corpus/docreader_fixture/docs/fixture_ordered_v2.docx
+++ b/testdata/winner_lifecycle_corpus/docreader_fixture/docs/fixture_ordered_v2.docx
@@ -4,12 +4,7 @@
   <w:body>
     <w:p>
       <w:r>
-        <w:t xml:space="preserve">Synthetic financing rule</w:t>
-      </w:r>
-    </w:p>
-    <w:p>
-      <w:r>
-        <w:t xml:space="preserve">The maximum financing limit for one domestic invoice is 150 CNY.</w:t>
+        <w:t xml:space="preserve">国内出差餐费补贴每日标准为 150 元。</w:t>
       </w:r>
     </w:p>
     <w:sectPr>
